--- a/App/documents/Boletos e Pagamentos.docx
+++ b/App/documents/Boletos e Pagamentos.docx
@@ -81,22 +81,10 @@
           <w:b/>
           <w:bCs/>
         </w:rPr>
-        <w:t>"</w:t>
-      </w:r>
-      <w:proofErr w:type="spellStart"/>
-      <w:r>
-        <w:rPr>
-          <w:b/>
-          <w:bCs/>
-        </w:rPr>
-        <w:t>Pagamentos"</w:t>
-      </w:r>
-      <w:r>
-        <w:t>e</w:t>
-      </w:r>
-      <w:proofErr w:type="spellEnd"/>
-      <w:r>
-        <w:t xml:space="preserve"> em seguida, escolha </w:t>
+        <w:t>"Pagamentos"</w:t>
+      </w:r>
+      <w:r>
+        <w:t>e em seguida, escolha </w:t>
       </w:r>
       <w:r>
         <w:rPr>
@@ -111,7 +99,7 @@
     </w:p>
     <w:p>
       <w:r>
-        <w:t>==================================================================</w:t>
+        <w:t>---DOCUMENTO---</w:t>
       </w:r>
     </w:p>
     <w:p>
@@ -175,7 +163,7 @@
     </w:p>
     <w:p>
       <w:r>
-        <w:t>==================================================================</w:t>
+        <w:t>---DOCUMENTO---</w:t>
       </w:r>
     </w:p>
     <w:p>
@@ -238,7 +226,7 @@
     </w:p>
     <w:p>
       <w:r>
-        <w:t>==================================================================</w:t>
+        <w:t>---DOCUMENTO---</w:t>
       </w:r>
     </w:p>
     <w:p>
@@ -266,7 +254,7 @@
     </w:p>
     <w:p>
       <w:r>
-        <w:t>==================================================================</w:t>
+        <w:t>---DOCUMENTO---</w:t>
       </w:r>
     </w:p>
     <w:p>
@@ -327,7 +315,7 @@
     </w:p>
     <w:p>
       <w:r>
-        <w:t>==================================================================</w:t>
+        <w:t>---DOCUMENTO---</w:t>
       </w:r>
     </w:p>
     <w:p>
@@ -398,7 +386,7 @@
     </w:p>
     <w:p>
       <w:r>
-        <w:t>==================================================================</w:t>
+        <w:t>---DOCUMENTO---</w:t>
       </w:r>
     </w:p>
     <w:p>
@@ -455,7 +443,7 @@
     </w:p>
     <w:p>
       <w:r>
-        <w:t>==================================================================</w:t>
+        <w:t>---DOCUMENTO---</w:t>
       </w:r>
     </w:p>
     <w:p>
@@ -495,7 +483,7 @@
     </w:p>
     <w:p>
       <w:r>
-        <w:t>==================================================================</w:t>
+        <w:t>---DOCUMENTO---</w:t>
       </w:r>
     </w:p>
     <w:p>
